--- a/Assignment 5 Report.docx
+++ b/Assignment 5 Report.docx
@@ -478,6 +478,48 @@
       </w:r>
     </w:p>
     <w:p>
+      <w:r>
+        <w:rPr>
+          <w:noProof/>
+        </w:rPr>
+        <w:drawing>
+          <wp:inline distT="0" distB="0" distL="0" distR="0" wp14:anchorId="5C1D8E65" wp14:editId="1F0C2FD1">
+            <wp:extent cx="5943600" cy="3343275"/>
+            <wp:effectExtent l="0" t="0" r="0" b="9525"/>
+            <wp:docPr id="2" name="Picture 2"/>
+            <wp:cNvGraphicFramePr>
+              <a:graphicFrameLocks xmlns:a="http://schemas.openxmlformats.org/drawingml/2006/main" noChangeAspect="1"/>
+            </wp:cNvGraphicFramePr>
+            <a:graphic xmlns:a="http://schemas.openxmlformats.org/drawingml/2006/main">
+              <a:graphicData uri="http://schemas.openxmlformats.org/drawingml/2006/picture">
+                <pic:pic xmlns:pic="http://schemas.openxmlformats.org/drawingml/2006/picture">
+                  <pic:nvPicPr>
+                    <pic:cNvPr id="1" name=""/>
+                    <pic:cNvPicPr/>
+                  </pic:nvPicPr>
+                  <pic:blipFill>
+                    <a:blip r:embed="rId7"/>
+                    <a:stretch>
+                      <a:fillRect/>
+                    </a:stretch>
+                  </pic:blipFill>
+                  <pic:spPr>
+                    <a:xfrm>
+                      <a:off x="0" y="0"/>
+                      <a:ext cx="5943600" cy="3343275"/>
+                    </a:xfrm>
+                    <a:prstGeom prst="rect">
+                      <a:avLst/>
+                    </a:prstGeom>
+                  </pic:spPr>
+                </pic:pic>
+              </a:graphicData>
+            </a:graphic>
+          </wp:inline>
+        </w:drawing>
+      </w:r>
+    </w:p>
+    <w:p>
       <w:pPr>
         <w:rPr>
           <w:b/>
@@ -525,7 +567,7 @@
       </w:r>
     </w:p>
     <w:p>
-      <w:hyperlink r:id="rId7" w:history="1">
+      <w:hyperlink r:id="rId8" w:history="1">
         <w:r>
           <w:rPr>
             <w:rStyle w:val="Hyperlink"/>
@@ -1926,6 +1968,7 @@
   <w:style w:type="character" w:default="1" w:styleId="DefaultParagraphFont">
     <w:name w:val="Default Paragraph Font"/>
     <w:uiPriority w:val="1"/>
+    <w:semiHidden/>
     <w:unhideWhenUsed/>
   </w:style>
   <w:style w:type="table" w:default="1" w:styleId="TableNormal">
